--- a/INVENTORY.docx
+++ b/INVENTORY.docx
@@ -482,7 +482,7 @@
                 <w:sz w:val="19"/>
                 <w:szCs w:val="19"/>
               </w:rPr>
-              <w:t xml:space="preserve">Run the build-and-flash workflow over USB. Two so both pit stations can build at once.</w:t>
+              <w:t xml:space="preserve">Flash and reset the robots over USB (facilitators only; students use the robot’s buttons). Two so both pit stations can flash at once.</w:t>
             </w:r>
           </w:p>
         </w:tc>

--- a/INVENTORY.docx
+++ b/INVENTORY.docx
@@ -1912,7 +1912,7 @@
                 <w:sz w:val="19"/>
                 <w:szCs w:val="19"/>
               </w:rPr>
-              <w:t xml:space="preserve">Print QUICK_START.pdf and note github.com/jhassell/oupi-zumo-sumo, so anyone can set up from scratch.</w:t>
+              <w:t xml:space="preserve">Print QUICK_START.pdf and note github.com/behrouzeftari/oupi-zumo-sumo, so anyone can set up from scratch.</w:t>
             </w:r>
           </w:p>
         </w:tc>
@@ -2171,7 +2171,7 @@
             <w:sz w:val="18"/>
             <w:szCs w:val="18"/>
           </w:rPr>
-          <w:t xml:space="preserve">https://github.com/jhassell/oupi-zumo-sumo</w:t>
+          <w:t xml:space="preserve">https://github.com/behrouzeftari/oupi-zumo-sumo</w:t>
         </w:r>
       </w:hyperlink>
       <w:r>
